--- a/docs/lab-03/Отчёт_ЛР3_Соболев.docx
+++ b/docs/lab-03/Отчёт_ЛР3_Соболев.docx
@@ -345,13 +345,9 @@
       </w:r>
     </w:p>
     <w:p>
-      <w:r>
-        <w:br w:type="page"/>
-      </w:r>
-    </w:p>
-    <w:p>
       <w:pPr>
         <w:pStyle w:val="Heading1"/>
+        <w:pageBreakBefore/>
       </w:pPr>
       <w:r>
         <w:t>РЕФЕРАТ</w:t>
@@ -470,7 +466,7 @@
         <w:rPr>
           <w:b w:val="0"/>
         </w:rPr>
-        <w:t xml:space="preserve"> сверстаны три страницы с общими стилями и сценарием; работают конвертер, поиск, фильтр, карточки единиц (41 единица в 6 категориях) и мобильное меню; страницы проверены при ширине 1440, 768 и 360 px.</w:t>
+        <w:t xml:space="preserve"> сверстаны три страницы с общими стилями и сценарием; работают конвертер, поиск, фильтр, карточки единиц (140 единиц в 12 категориях) и мобильное меню; страницы проверены при ширине 1440, 768 и 360 px.</w:t>
       </w:r>
     </w:p>
     <w:p>
@@ -493,13 +489,9 @@
       </w:r>
     </w:p>
     <w:p>
-      <w:r>
-        <w:br w:type="page"/>
-      </w:r>
-    </w:p>
-    <w:p>
       <w:pPr>
         <w:pStyle w:val="Heading1"/>
+        <w:pageBreakBefore/>
       </w:pPr>
       <w:r>
         <w:t>СОДЕРЖАНИЕ</w:t>
@@ -554,7 +546,7 @@
       <w:r>
         <w:t>1.1 Исходный код и структура проекта</w:t>
         <w:tab/>
-        <w:t>5</w:t>
+        <w:t>6</w:t>
       </w:r>
     </w:p>
     <w:p>
@@ -567,7 +559,7 @@
       <w:r>
         <w:t>1.2 Общие стили</w:t>
         <w:tab/>
-        <w:t>5</w:t>
+        <w:t>7</w:t>
       </w:r>
     </w:p>
     <w:p>
@@ -580,7 +572,7 @@
       <w:r>
         <w:t>1.3 Адаптивная вёрстка</w:t>
         <w:tab/>
-        <w:t>5</w:t>
+        <w:t>8</w:t>
       </w:r>
     </w:p>
     <w:p>
@@ -593,7 +585,7 @@
       <w:r>
         <w:t>1.4 Интерактивные элементы</w:t>
         <w:tab/>
-        <w:t>6</w:t>
+        <w:t>9</w:t>
       </w:r>
     </w:p>
     <w:p>
@@ -606,7 +598,7 @@
       <w:r>
         <w:t>1.5 Проверка</w:t>
         <w:tab/>
-        <w:t>6</w:t>
+        <w:t>10</w:t>
       </w:r>
     </w:p>
     <w:p>
@@ -619,7 +611,7 @@
       <w:r>
         <w:t>1.6 Снимки экрана</w:t>
         <w:tab/>
-        <w:t>6</w:t>
+        <w:t>11</w:t>
       </w:r>
     </w:p>
     <w:p>
@@ -632,7 +624,7 @@
       <w:r>
         <w:t>ЗАКЛЮЧЕНИЕ</w:t>
         <w:tab/>
-        <w:t>14</w:t>
+        <w:t>18</w:t>
       </w:r>
     </w:p>
     <w:p>
@@ -645,18 +637,14 @@
       <w:r>
         <w:t>СПИСОК ИСПОЛЬЗОВАННЫХ ИСТОЧНИКОВ</w:t>
         <w:tab/>
-        <w:t>15</w:t>
+        <w:t>19</w:t>
       </w:r>
     </w:p>
     <w:p/>
     <w:p>
-      <w:r>
-        <w:br w:type="page"/>
-      </w:r>
-    </w:p>
-    <w:p>
       <w:pPr>
         <w:pStyle w:val="Heading1"/>
+        <w:pageBreakBefore/>
       </w:pPr>
       <w:r>
         <w:t>ВВЕДЕНИЕ</w:t>
@@ -792,13 +780,9 @@
       </w:r>
     </w:p>
     <w:p>
-      <w:r>
-        <w:br w:type="page"/>
-      </w:r>
-    </w:p>
-    <w:p>
       <w:pPr>
         <w:pStyle w:val="Heading1"/>
+        <w:pageBreakBefore/>
       </w:pPr>
       <w:r>
         <w:t>1 ОСНОВНАЯ ЧАСТЬ</w:t>
@@ -807,6 +791,7 @@
     <w:p>
       <w:pPr>
         <w:pStyle w:val="Heading2"/>
+        <w:pageBreakBefore/>
       </w:pPr>
       <w:r>
         <w:t>1.1 Исходный код и структура проекта</w:t>
@@ -964,7 +949,7 @@
           <w:rFonts w:ascii="Courier New" w:hAnsi="Courier New"/>
           <w:sz w:val="18"/>
         </w:rPr>
-        <w:t>data/units.json       единый источник данных: 6 категорий, 41 единица</w:t>
+        <w:t>data/units.json       единый источник данных: 12 категорий, 140 единиц</w:t>
       </w:r>
     </w:p>
     <w:p>
@@ -1028,6 +1013,7 @@
     <w:p>
       <w:pPr>
         <w:pStyle w:val="Heading2"/>
+        <w:pageBreakBefore/>
       </w:pPr>
       <w:r>
         <w:t>1.2 Общие стили</w:t>
@@ -1315,6 +1301,7 @@
     <w:p>
       <w:pPr>
         <w:pStyle w:val="Heading2"/>
+        <w:pageBreakBefore/>
       </w:pPr>
       <w:r>
         <w:t>1.3 Адаптивная вёрстка</w:t>
@@ -1537,6 +1524,7 @@
     <w:p>
       <w:pPr>
         <w:pStyle w:val="Heading2"/>
+        <w:pageBreakBefore/>
       </w:pPr>
       <w:r>
         <w:t>1.4 Интерактивные элементы</w:t>
@@ -1733,6 +1721,7 @@
     <w:p>
       <w:pPr>
         <w:pStyle w:val="Heading2"/>
+        <w:pageBreakBefore/>
       </w:pPr>
       <w:r>
         <w:t>1.5 Проверка</w:t>
@@ -1947,7 +1936,7 @@
                 <w:b w:val="0"/>
                 <w:sz w:val="20"/>
               </w:rPr>
-              <w:t>3, 1 и 6 единиц</w:t>
+              <w:t>6, 5 и 7 единиц</w:t>
             </w:r>
           </w:p>
         </w:tc>
@@ -1967,7 +1956,7 @@
                 <w:b w:val="0"/>
                 <w:sz w:val="20"/>
               </w:rPr>
-              <w:t>Поиск «парсек»</w:t>
+              <w:t>Поиск «гигаметр»</w:t>
             </w:r>
           </w:p>
         </w:tc>
@@ -1985,7 +1974,7 @@
                 <w:b w:val="0"/>
                 <w:sz w:val="20"/>
               </w:rPr>
-              <w:t>Пустое состояние, сброс возвращает 41 единицу</w:t>
+              <w:t>Пустое состояние, сброс возвращает 140 единиц</w:t>
             </w:r>
           </w:p>
         </w:tc>
@@ -2005,7 +1994,7 @@
                 <w:b w:val="0"/>
                 <w:sz w:val="20"/>
               </w:rPr>
-              <w:t>unit.html?id=fahrenheit / ?id=parsec</w:t>
+              <w:t>unit.html?id=fahrenheit / ?id=gigametre</w:t>
             </w:r>
           </w:p>
         </w:tc>
@@ -2090,6 +2079,7 @@
     <w:p>
       <w:pPr>
         <w:pStyle w:val="Heading2"/>
+        <w:pageBreakBefore/>
       </w:pPr>
       <w:r>
         <w:t>1.6 Снимки экрана</w:t>
@@ -2117,7 +2107,7 @@
       <w:r>
         <w:drawing>
           <wp:inline xmlns:a="http://schemas.openxmlformats.org/drawingml/2006/main" xmlns:pic="http://schemas.openxmlformats.org/drawingml/2006/picture">
-            <wp:extent cx="5760000" cy="3493038"/>
+            <wp:extent cx="5760000" cy="3500800"/>
             <wp:docPr id="1" name="Picture 1"/>
             <wp:cNvGraphicFramePr>
               <a:graphicFrameLocks noChangeAspect="1"/>
@@ -2138,7 +2128,7 @@
                   <pic:spPr>
                     <a:xfrm>
                       <a:off x="0" y="0"/>
-                      <a:ext cx="5760000" cy="3493038"/>
+                      <a:ext cx="5760000" cy="3500800"/>
                     </a:xfrm>
                     <a:prstGeom prst="rect"/>
                   </pic:spPr>
@@ -2170,7 +2160,7 @@
       <w:r>
         <w:drawing>
           <wp:inline xmlns:a="http://schemas.openxmlformats.org/drawingml/2006/main" xmlns:pic="http://schemas.openxmlformats.org/drawingml/2006/picture">
-            <wp:extent cx="5760000" cy="3493038"/>
+            <wp:extent cx="5760000" cy="3500800"/>
             <wp:docPr id="2" name="Picture 2"/>
             <wp:cNvGraphicFramePr>
               <a:graphicFrameLocks noChangeAspect="1"/>
@@ -2191,7 +2181,7 @@
                   <pic:spPr>
                     <a:xfrm>
                       <a:off x="0" y="0"/>
-                      <a:ext cx="5760000" cy="3493038"/>
+                      <a:ext cx="5760000" cy="3500800"/>
                     </a:xfrm>
                     <a:prstGeom prst="rect"/>
                   </pic:spPr>
@@ -2223,7 +2213,7 @@
       <w:r>
         <w:drawing>
           <wp:inline xmlns:a="http://schemas.openxmlformats.org/drawingml/2006/main" xmlns:pic="http://schemas.openxmlformats.org/drawingml/2006/picture">
-            <wp:extent cx="5760000" cy="3493038"/>
+            <wp:extent cx="5760000" cy="3500800"/>
             <wp:docPr id="3" name="Picture 3"/>
             <wp:cNvGraphicFramePr>
               <a:graphicFrameLocks noChangeAspect="1"/>
@@ -2244,7 +2234,7 @@
                   <pic:spPr>
                     <a:xfrm>
                       <a:off x="0" y="0"/>
-                      <a:ext cx="5760000" cy="3493038"/>
+                      <a:ext cx="5760000" cy="3500800"/>
                     </a:xfrm>
                     <a:prstGeom prst="rect"/>
                   </pic:spPr>
@@ -2435,7 +2425,7 @@
       <w:r>
         <w:drawing>
           <wp:inline xmlns:a="http://schemas.openxmlformats.org/drawingml/2006/main" xmlns:pic="http://schemas.openxmlformats.org/drawingml/2006/picture">
-            <wp:extent cx="5760000" cy="3493038"/>
+            <wp:extent cx="5760000" cy="3500800"/>
             <wp:docPr id="7" name="Picture 7"/>
             <wp:cNvGraphicFramePr>
               <a:graphicFrameLocks noChangeAspect="1"/>
@@ -2456,7 +2446,7 @@
                   <pic:spPr>
                     <a:xfrm>
                       <a:off x="0" y="0"/>
-                      <a:ext cx="5760000" cy="3493038"/>
+                      <a:ext cx="5760000" cy="3500800"/>
                     </a:xfrm>
                     <a:prstGeom prst="rect"/>
                   </pic:spPr>
@@ -2488,7 +2478,7 @@
       <w:r>
         <w:drawing>
           <wp:inline xmlns:a="http://schemas.openxmlformats.org/drawingml/2006/main" xmlns:pic="http://schemas.openxmlformats.org/drawingml/2006/picture">
-            <wp:extent cx="5760000" cy="3493038"/>
+            <wp:extent cx="5760000" cy="3500800"/>
             <wp:docPr id="8" name="Picture 8"/>
             <wp:cNvGraphicFramePr>
               <a:graphicFrameLocks noChangeAspect="1"/>
@@ -2509,7 +2499,7 @@
                   <pic:spPr>
                     <a:xfrm>
                       <a:off x="0" y="0"/>
-                      <a:ext cx="5760000" cy="3493038"/>
+                      <a:ext cx="5760000" cy="3500800"/>
                     </a:xfrm>
                     <a:prstGeom prst="rect"/>
                   </pic:spPr>
@@ -2541,7 +2531,7 @@
       <w:r>
         <w:drawing>
           <wp:inline xmlns:a="http://schemas.openxmlformats.org/drawingml/2006/main" xmlns:pic="http://schemas.openxmlformats.org/drawingml/2006/picture">
-            <wp:extent cx="3960000" cy="4475455"/>
+            <wp:extent cx="3960000" cy="4512273"/>
             <wp:docPr id="9" name="Picture 9"/>
             <wp:cNvGraphicFramePr>
               <a:graphicFrameLocks noChangeAspect="1"/>
@@ -2562,7 +2552,7 @@
                   <pic:spPr>
                     <a:xfrm>
                       <a:off x="0" y="0"/>
-                      <a:ext cx="3960000" cy="4475455"/>
+                      <a:ext cx="3960000" cy="4512273"/>
                     </a:xfrm>
                     <a:prstGeom prst="rect"/>
                   </pic:spPr>
@@ -2594,7 +2584,7 @@
       <w:r>
         <w:drawing>
           <wp:inline xmlns:a="http://schemas.openxmlformats.org/drawingml/2006/main" xmlns:pic="http://schemas.openxmlformats.org/drawingml/2006/picture">
-            <wp:extent cx="3960000" cy="4475455"/>
+            <wp:extent cx="3960000" cy="4512273"/>
             <wp:docPr id="10" name="Picture 10"/>
             <wp:cNvGraphicFramePr>
               <a:graphicFrameLocks noChangeAspect="1"/>
@@ -2615,7 +2605,7 @@
                   <pic:spPr>
                     <a:xfrm>
                       <a:off x="0" y="0"/>
-                      <a:ext cx="3960000" cy="4475455"/>
+                      <a:ext cx="3960000" cy="4512273"/>
                     </a:xfrm>
                     <a:prstGeom prst="rect"/>
                   </pic:spPr>
@@ -2700,7 +2690,7 @@
       <w:r>
         <w:drawing>
           <wp:inline xmlns:a="http://schemas.openxmlformats.org/drawingml/2006/main" xmlns:pic="http://schemas.openxmlformats.org/drawingml/2006/picture">
-            <wp:extent cx="5760000" cy="3493038"/>
+            <wp:extent cx="5760000" cy="3500800"/>
             <wp:docPr id="12" name="Picture 12"/>
             <wp:cNvGraphicFramePr>
               <a:graphicFrameLocks noChangeAspect="1"/>
@@ -2721,7 +2711,7 @@
                   <pic:spPr>
                     <a:xfrm>
                       <a:off x="0" y="0"/>
-                      <a:ext cx="5760000" cy="3493038"/>
+                      <a:ext cx="5760000" cy="3500800"/>
                     </a:xfrm>
                     <a:prstGeom prst="rect"/>
                   </pic:spPr>
@@ -2745,13 +2735,9 @@
       </w:r>
     </w:p>
     <w:p>
-      <w:r>
-        <w:br w:type="page"/>
-      </w:r>
-    </w:p>
-    <w:p>
       <w:pPr>
         <w:pStyle w:val="Heading1"/>
+        <w:pageBreakBefore/>
       </w:pPr>
       <w:r>
         <w:t>ЗАКЛЮЧЕНИЕ</w:t>
@@ -2771,13 +2757,9 @@
       </w:r>
     </w:p>
     <w:p>
-      <w:r>
-        <w:br w:type="page"/>
-      </w:r>
-    </w:p>
-    <w:p>
       <w:pPr>
         <w:pStyle w:val="Heading1"/>
+        <w:pageBreakBefore/>
       </w:pPr>
       <w:r>
         <w:t>СПИСОК ИСПОЛЬЗОВАННЫХ ИСТОЧНИКОВ</w:t>
@@ -3156,7 +3138,7 @@
         <w:rFonts w:asciiTheme="minorHAnsi" w:eastAsiaTheme="minorEastAsia" w:hAnsiTheme="minorHAnsi" w:cstheme="minorBidi"/>
         <w:sz w:val="22"/>
         <w:szCs w:val="22"/>
-        <w:lang w:val="en-US" w:eastAsia="en-US" w:bidi="ar-SA"/>
+        <w:lang w:val="ru-RU" w:eastAsia="ru-RU" w:bidi="ar-SA"/>
       </w:rPr>
     </w:rPrDefault>
     <w:pPrDefault>
@@ -3314,6 +3296,7 @@
     <w:rPr>
       <w:rFonts w:ascii="Times New Roman" w:hAnsi="Times New Roman" w:eastAsia="Times New Roman"/>
       <w:sz w:val="24"/>
+      <w:lang w:val="ru-RU" w:eastAsia="ru-RU" w:bidi="ar-SA"/>
     </w:rPr>
   </w:style>
   <w:style w:type="paragraph" w:styleId="Header">
